--- a/guj/docx/63.content.docx
+++ b/guj/docx/63.content.docx
@@ -1900,18 +1900,12 @@
         </w:rPr>
         <w:t xml:space="preserve">જુઓ કે તમે </w:t>
       </w:r>
-      <w:hyperlink r:id="rId13">
-        <w:r>
-          <w:rPr>
-            <w:lang w:val="gu_IN" w:bidi="gu_IN"/>
-          </w:rPr>
-          <w:rPr>
-            <w:color w:val="0000EE"/>
-            <w:u w:val="single"/>
-          </w:rPr>
-          <w:t>1:1</w:t>
-        </w:r>
-      </w:hyperlink>
+      <w:r>
+        <w:rPr>
+          <w:lang w:val="gu_IN" w:bidi="gu_IN"/>
+        </w:rPr>
+        <w:t>1:1</w:t>
+      </w:r>
       <w:r>
         <w:rPr>
           <w:lang w:val="gu_IN" w:bidi="gu_IN"/>
@@ -2694,18 +2688,12 @@
         </w:rPr>
         <w:t xml:space="preserve">તમે </w:t>
       </w:r>
-      <w:hyperlink r:id="rId13">
-        <w:r>
-          <w:rPr>
-            <w:lang w:val="gu_IN" w:bidi="gu_IN"/>
-          </w:rPr>
-          <w:rPr>
-            <w:color w:val="0000EE"/>
-            <w:u w:val="single"/>
-          </w:rPr>
-          <w:t>શ્લોક 1</w:t>
-        </w:r>
-      </w:hyperlink>
+      <w:r>
+        <w:rPr>
+          <w:lang w:val="gu_IN" w:bidi="gu_IN"/>
+        </w:rPr>
+        <w:t>શ્લોક 1</w:t>
+      </w:r>
       <w:r>
         <w:rPr>
           <w:lang w:val="gu_IN" w:bidi="gu_IN"/>
@@ -3223,18 +3211,12 @@
         </w:rPr>
         <w:t xml:space="preserve">યોહાન </w:t>
       </w:r>
-      <w:hyperlink r:id="rId14">
-        <w:r>
-          <w:rPr>
-            <w:lang w:val="gu_IN" w:bidi="gu_IN"/>
-          </w:rPr>
-          <w:rPr>
-            <w:color w:val="0000EE"/>
-            <w:u w:val="single"/>
-          </w:rPr>
-          <w:t>કલમ 10–11</w:t>
-        </w:r>
-      </w:hyperlink>
+      <w:r>
+        <w:rPr>
+          <w:lang w:val="gu_IN" w:bidi="gu_IN"/>
+        </w:rPr>
+        <w:t>કલમ 10–11</w:t>
+      </w:r>
       <w:r>
         <w:rPr>
           <w:lang w:val="gu_IN" w:bidi="gu_IN"/>
@@ -4611,18 +4593,12 @@
         </w:rPr>
         <w:t xml:space="preserve"> શબ્દનો અર્થ "કોઈપણ શિક્ષક અથવા ઉપદેશક" થાય છે. યોહાન ઇચ્છતો નથી કે વિશ્વાસીઓ એવા કોઈપણ શિક્ષકને આવકારે જે ઈસુએ જે શીખવ્યું તે શીખવતા નથી, અને ખાસ કરીને કે ઈસુ માનવ તરીકે આવ્યા હતા (જુઓ </w:t>
       </w:r>
-      <w:hyperlink r:id="rId15">
-        <w:r>
-          <w:rPr>
-            <w:lang w:val="gu_IN" w:bidi="gu_IN"/>
-          </w:rPr>
-          <w:rPr>
-            <w:color w:val="0000EE"/>
-            <w:u w:val="single"/>
-          </w:rPr>
-          <w:t>કલમ 7</w:t>
-        </w:r>
-      </w:hyperlink>
+      <w:r>
+        <w:rPr>
+          <w:lang w:val="gu_IN" w:bidi="gu_IN"/>
+        </w:rPr>
+        <w:t>કલમ 7</w:t>
+      </w:r>
       <w:r>
         <w:rPr>
           <w:lang w:val="gu_IN" w:bidi="gu_IN"/>
@@ -5854,18 +5830,12 @@
         </w:rPr>
         <w:t xml:space="preserve">આ: (1) એક રૂપક હોઈ શકે છે. જેમ યોહાન વિશ્વાસીઓના જૂથ માટે અલંકારિક અભિવ્યક્તિ તરીકે "પસંદ કરેલ મહિલા" શબ્દનો ઉપયોગ કરે છે જેમને તે </w:t>
       </w:r>
-      <w:hyperlink r:id="rId13">
-        <w:r>
-          <w:rPr>
-            <w:lang w:val="gu_IN" w:bidi="gu_IN"/>
-          </w:rPr>
-          <w:rPr>
-            <w:color w:val="0000EE"/>
-            <w:u w:val="single"/>
-          </w:rPr>
-          <w:t>કલમ 1</w:t>
-        </w:r>
-      </w:hyperlink>
+      <w:r>
+        <w:rPr>
+          <w:lang w:val="gu_IN" w:bidi="gu_IN"/>
+        </w:rPr>
+        <w:t>કલમ 1</w:t>
+      </w:r>
       <w:r>
         <w:rPr>
           <w:lang w:val="gu_IN" w:bidi="gu_IN"/>

--- a/guj/docx/63.content.docx
+++ b/guj/docx/63.content.docx
@@ -2904,6 +2904,69 @@
           <w:lang w:val="gu_IN" w:bidi="gu_IN"/>
         </w:rPr>
         <w:t>)</w:t>
+      </w:r>
+      <w:r>
+        <w:rPr>
+          <w:lang w:val="gu_IN" w:bidi="gu_IN"/>
+        </w:rPr>
+      </w:r>
+      <w:r>
+        <w:rPr>
+          <w:lang w:val="gu_IN" w:bidi="gu_IN"/>
+        </w:rPr>
+      </w:r>
+    </w:p>
+    <w:p>
+      <w:pPr/>
+      <w:r>
+        <w:rPr>
+          <w:lang w:val="gu_IN" w:bidi="gu_IN"/>
+        </w:rPr>
+      </w:r>
+    </w:p>
+    <w:p>
+      <w:pPr>
+        <w:pStyle w:val="Heading2"/>
+      </w:pPr>
+      <w:r>
+        <w:rPr>
+          <w:lang w:val="gu_IN" w:bidi="gu_IN"/>
+        </w:rPr>
+        <w:t>યોહાનનો બીજો પત્ર 1:5 (#6)</w:t>
+      </w:r>
+      <w:r>
+        <w:rPr>
+          <w:lang w:val="gu_IN" w:bidi="gu_IN"/>
+        </w:rPr>
+      </w:r>
+    </w:p>
+    <w:p>
+      <w:pPr/>
+      <w:r>
+        <w:rPr>
+          <w:lang w:val="gu_IN" w:bidi="gu_IN"/>
+        </w:rPr>
+      </w:r>
+      <w:r>
+        <w:rPr>
+          <w:b/>
+          <w:lang w:val="gu_IN" w:bidi="gu_IN"/>
+        </w:rPr>
+        <w:t>"શરુઆતથી જ &amp; કે -- આપણ સર્વએ એકબીજા પ્રત્યે પ્રેમ રાખવો જોઈએ"</w:t>
+      </w:r>
+    </w:p>
+    <w:p>
+      <w:pPr/>
+      <w:r>
+        <w:rPr>
+          <w:lang w:val="gu_IN" w:bidi="gu_IN"/>
+        </w:rPr>
+      </w:r>
+      <w:r>
+        <w:rPr>
+          <w:lang w:val="gu_IN" w:bidi="gu_IN"/>
+        </w:rPr>
+        <w:t>જો તે તમારી ભાષામાં સ્પષ્ટ હશે, તો તમે અહીં નવું વાક્ય શરૂ કરી શકો છો. વૈકલ્પિક અનુવાદ: "શરૂઆત. તેણે આજ્ઞા આપી કે આપણે એકબીજાને પ્રેમ કરીએ”</w:t>
       </w:r>
       <w:r>
         <w:rPr>
